--- a/zht/docx/021.content.docx
+++ b/zht/docx/021.content.docx
@@ -231,36 +231,25 @@
         </w:rPr>
         <w:t>的人的意思是適合事奉</w:t>
       </w:r>
-      <w:hyperlink r:id="rId13">
-        <w:r>
-          <w:rPr>
-            <w:lang w:val="zh_TW" w:bidi="zh_TW"/>
-          </w:rPr>
-          <w:rPr>
-            <w:color w:val="0000EE"/>
-            <w:u w:val="single"/>
-          </w:rPr>
-          <w:t>神</w:t>
-        </w:r>
-      </w:hyperlink>
+      <w:r>
+        <w:rPr>
+          <w:b/>
+          <w:lang w:val="zh_TW" w:bidi="zh_TW"/>
+        </w:rPr>
+        <w:t>神</w:t>
+      </w:r>
       <w:r>
         <w:rPr>
           <w:lang w:val="zh_TW" w:bidi="zh_TW"/>
         </w:rPr>
         <w:t>的人，他可以被接納參與對神的</w:t>
       </w:r>
-      <w:hyperlink r:id="rId14">
-        <w:r>
-          <w:rPr>
-            <w:lang w:val="zh_TW" w:bidi="zh_TW"/>
-          </w:rPr>
-          <w:rPr>
-            <w:color w:val="0000EE"/>
-            <w:u w:val="single"/>
-          </w:rPr>
-          <w:t>敬拜</w:t>
-        </w:r>
-      </w:hyperlink>
+      <w:r>
+        <w:rPr>
+          <w:lang w:val="zh_TW" w:bidi="zh_TW"/>
+        </w:rPr>
+        <w:t>敬拜</w:t>
+      </w:r>
       <w:r>
         <w:rPr>
           <w:lang w:val="zh_TW" w:bidi="zh_TW"/>
@@ -281,36 +270,26 @@
         </w:rPr>
         <w:t>每當一個人變得不潔淨時，他們就必須舉行某些儀式來再次潔淨。 神賜給祂的百姓特定的律法和儀式，使他們再次潔淨。 這些儀式通常包括一個特殊的沐浴。 有時，人們只會洗他們身體的一部分，有時他們需要完全浸入水中。 然後，他們會更換衣服。 有時，人們也需要</w:t>
       </w:r>
-      <w:hyperlink r:id="rId15">
-        <w:r>
-          <w:rPr>
-            <w:lang w:val="zh_TW" w:bidi="zh_TW"/>
-          </w:rPr>
-          <w:rPr>
-            <w:color w:val="0000EE"/>
-            <w:u w:val="single"/>
-          </w:rPr>
-          <w:t>獻祭</w:t>
-        </w:r>
-      </w:hyperlink>
+      <w:r>
+        <w:rPr>
+          <w:b/>
+          <w:lang w:val="zh_TW" w:bidi="zh_TW"/>
+        </w:rPr>
+        <w:t>獻祭</w:t>
+      </w:r>
       <w:r>
         <w:rPr>
           <w:lang w:val="zh_TW" w:bidi="zh_TW"/>
         </w:rPr>
         <w:t xml:space="preserve">。 這個過程是一個象徵，表明人們正在除去任何骯髒或不潔淨的物件，並使它們與神隔離。 </w:t>
       </w:r>
-      <w:hyperlink r:id="rId16">
-        <w:r>
-          <w:rPr>
-            <w:lang w:val="zh_TW" w:bidi="zh_TW"/>
-          </w:rPr>
-          <w:rPr>
-            <w:color w:val="0000EE"/>
-            <w:u w:val="single"/>
-          </w:rPr>
-          <w:t>祭司</w:t>
-        </w:r>
-      </w:hyperlink>
+      <w:r>
+        <w:rPr>
+          <w:b/>
+          <w:lang w:val="zh_TW" w:bidi="zh_TW"/>
+        </w:rPr>
+        <w:t>祭司</w:t>
+      </w:r>
       <w:r>
         <w:rPr>
           <w:lang w:val="zh_TW" w:bidi="zh_TW"/>
